--- a/4. RESULTADOS/08_tratamiento_continuo/T25_resumen_medidas_q5.docx
+++ b/4. RESULTADOS/08_tratamiento_continuo/T25_resumen_medidas_q5.docx
@@ -543,7 +543,7 @@
                 <w:szCs w:val="22"/>
                 <w:color w:val="000000"/>
               </w:rPr>
-              <w:t xml:space="preserve">3.46</w:t>
+              <w:t xml:space="preserve">0.24</w:t>
             </w:r>
           </w:p>
         </w:tc>
@@ -598,7 +598,7 @@
                 <w:szCs w:val="22"/>
                 <w:color w:val="000000"/>
               </w:rPr>
-              <w:t xml:space="preserve">-3.72</w:t>
+              <w:t xml:space="preserve">-0.77</w:t>
             </w:r>
           </w:p>
         </w:tc>
@@ -653,7 +653,7 @@
                 <w:szCs w:val="22"/>
                 <w:color w:val="000000"/>
               </w:rPr>
-              <w:t xml:space="preserve">*</w:t>
+              <w:t xml:space="preserve"/>
             </w:r>
           </w:p>
         </w:tc>
@@ -708,7 +708,7 @@
                 <w:szCs w:val="22"/>
                 <w:color w:val="000000"/>
               </w:rPr>
-              <w:t xml:space="preserve">**</w:t>
+              <w:t xml:space="preserve"/>
             </w:r>
           </w:p>
         </w:tc>
@@ -878,7 +878,7 @@
                 <w:szCs w:val="22"/>
                 <w:color w:val="000000"/>
               </w:rPr>
-              <w:t xml:space="preserve">1.89</w:t>
+              <w:t xml:space="preserve">-1.64</w:t>
             </w:r>
           </w:p>
         </w:tc>
@@ -933,7 +933,7 @@
                 <w:szCs w:val="22"/>
                 <w:color w:val="000000"/>
               </w:rPr>
-              <w:t xml:space="preserve">-5.29</w:t>
+              <w:t xml:space="preserve">-2.11</w:t>
             </w:r>
           </w:p>
         </w:tc>
@@ -1043,7 +1043,7 @@
                 <w:szCs w:val="22"/>
                 <w:color w:val="000000"/>
               </w:rPr>
-              <w:t xml:space="preserve">***</w:t>
+              <w:t xml:space="preserve"/>
             </w:r>
           </w:p>
         </w:tc>
@@ -1213,7 +1213,7 @@
                 <w:szCs w:val="22"/>
                 <w:color w:val="000000"/>
               </w:rPr>
-              <w:t xml:space="preserve">2.40</w:t>
+              <w:t xml:space="preserve">-3.52</w:t>
             </w:r>
           </w:p>
         </w:tc>
@@ -1268,7 +1268,7 @@
                 <w:szCs w:val="22"/>
                 <w:color w:val="000000"/>
               </w:rPr>
-              <w:t xml:space="preserve">-3.95</w:t>
+              <w:t xml:space="preserve">-3.46</w:t>
             </w:r>
           </w:p>
         </w:tc>
@@ -1323,7 +1323,7 @@
                 <w:szCs w:val="22"/>
                 <w:color w:val="000000"/>
               </w:rPr>
-              <w:t xml:space="preserve"/>
+              <w:t xml:space="preserve">*</w:t>
             </w:r>
           </w:p>
         </w:tc>
@@ -1378,7 +1378,7 @@
                 <w:szCs w:val="22"/>
                 <w:color w:val="000000"/>
               </w:rPr>
-              <w:t xml:space="preserve"/>
+              <w:t xml:space="preserve">*</w:t>
             </w:r>
           </w:p>
         </w:tc>
@@ -1548,7 +1548,7 @@
                 <w:szCs w:val="22"/>
                 <w:color w:val="000000"/>
               </w:rPr>
-              <w:t xml:space="preserve">9.41</w:t>
+              <w:t xml:space="preserve">8.36</w:t>
             </w:r>
           </w:p>
         </w:tc>
@@ -1603,7 +1603,7 @@
                 <w:szCs w:val="22"/>
                 <w:color w:val="000000"/>
               </w:rPr>
-              <w:t xml:space="preserve">10.09</w:t>
+              <w:t xml:space="preserve">8.21</w:t>
             </w:r>
           </w:p>
         </w:tc>
@@ -1883,7 +1883,7 @@
                 <w:szCs w:val="22"/>
                 <w:color w:val="000000"/>
               </w:rPr>
-              <w:t xml:space="preserve">6.12</w:t>
+              <w:t xml:space="preserve">5.24</w:t>
             </w:r>
           </w:p>
         </w:tc>
@@ -1938,7 +1938,7 @@
                 <w:szCs w:val="22"/>
                 <w:color w:val="000000"/>
               </w:rPr>
-              <w:t xml:space="preserve">7.60</w:t>
+              <w:t xml:space="preserve">5.89</w:t>
             </w:r>
           </w:p>
         </w:tc>
@@ -2218,7 +2218,7 @@
                 <w:szCs w:val="22"/>
                 <w:color w:val="000000"/>
               </w:rPr>
-              <w:t xml:space="preserve">-0.43</w:t>
+              <w:t xml:space="preserve">0.71</w:t>
             </w:r>
           </w:p>
         </w:tc>
@@ -2273,7 +2273,7 @@
                 <w:szCs w:val="22"/>
                 <w:color w:val="000000"/>
               </w:rPr>
-              <w:t xml:space="preserve">-0.57</w:t>
+              <w:t xml:space="preserve">-0.44</w:t>
             </w:r>
           </w:p>
         </w:tc>
